--- a/项目分组组号_成员_项目名称_班级_副本/课程项目报告/222024321062077_李一赫/222024321062077_李一赫_课程报告三.docx
+++ b/项目分组组号_成员_项目名称_班级_副本/课程项目报告/222024321062077_李一赫/222024321062077_李一赫_课程报告三.docx
@@ -728,11 +728,25 @@
                 <w:rFonts w:ascii="微软雅黑" w:eastAsia="微软雅黑" w:hAnsi="微软雅黑" w:hint="eastAsia"/>
               </w:rPr>
             </w:pPr>
-            <w:r>
-              <w:rPr>
-                <w:rFonts w:ascii="微软雅黑" w:eastAsia="微软雅黑" w:hAnsi="微软雅黑"/>
-              </w:rPr>
-              <w:t>LangSAM 文本分割效果分析与最终 prompt 验证</w:t>
+            <w:proofErr w:type="spellStart"/>
+            <w:r>
+              <w:rPr>
+                <w:rFonts w:ascii="微软雅黑" w:eastAsia="微软雅黑" w:hAnsi="微软雅黑"/>
+              </w:rPr>
+              <w:t>LangSAM</w:t>
+            </w:r>
+            <w:proofErr w:type="spellEnd"/>
+            <w:r>
+              <w:rPr>
+                <w:rFonts w:ascii="微软雅黑" w:eastAsia="微软雅黑" w:hAnsi="微软雅黑"/>
+              </w:rPr>
+              <w:t xml:space="preserve"> 文本分割效果分析与</w:t>
+            </w:r>
+            <w:r>
+              <w:rPr>
+                <w:rFonts w:ascii="微软雅黑" w:eastAsia="微软雅黑" w:hAnsi="微软雅黑" w:hint="eastAsia"/>
+              </w:rPr>
+              <w:t>前沿算法比较</w:t>
             </w:r>
           </w:p>
         </w:tc>
@@ -5615,6 +5629,7 @@
   <w:style w:type="character" w:default="1" w:styleId="a0">
     <w:name w:val="Default Paragraph Font"/>
     <w:uiPriority w:val="1"/>
+    <w:semiHidden/>
     <w:unhideWhenUsed/>
   </w:style>
   <w:style w:type="table" w:default="1" w:styleId="a1">
